--- a/report_agent/output/risk_assessment_form/2026-07-29/risk_assessment_form_filled_2026-07-29.docx
+++ b/report_agent/output/risk_assessment_form/2026-07-29/risk_assessment_form_filled_2026-07-29.docx
@@ -3182,7 +3182,7 @@
                 <w:sz w:val="12"/>
                 <w:szCs w:val="12"/>
               </w:rPr>
-              <w:t>소화기 가림 박스를 제거하고 통로를 확보하였다.</w:t>
+              <w:t>소화기 가림 박스를 제거하고 통로를 확보했다.</w:t>
             </w:r>
           </w:p>
         </w:tc>

--- a/report_agent/output/risk_assessment_form/2026-07-29/risk_assessment_form_filled_2026-07-29.docx
+++ b/report_agent/output/risk_assessment_form/2026-07-29/risk_assessment_form_filled_2026-07-29.docx
@@ -3182,7 +3182,7 @@
                 <w:sz w:val="12"/>
                 <w:szCs w:val="12"/>
               </w:rPr>
-              <w:t>소화기 가림 박스를 제거하고 통로를 확보했다.</w:t>
+              <w:t>소화기 가림 박스를 치우고 통로를 확보했다.</w:t>
             </w:r>
           </w:p>
         </w:tc>

--- a/report_agent/output/risk_assessment_form/2026-07-29/risk_assessment_form_filled_2026-07-29.docx
+++ b/report_agent/output/risk_assessment_form/2026-07-29/risk_assessment_form_filled_2026-07-29.docx
@@ -3182,7 +3182,7 @@
                 <w:sz w:val="12"/>
                 <w:szCs w:val="12"/>
               </w:rPr>
-              <w:t>소화기 가림 박스를 치우고 통로를 확보했다.</w:t>
+              <w:t>소화기 가림 박스를 제거하고 통로를 확보하였다.</w:t>
             </w:r>
           </w:p>
         </w:tc>
